--- a/module-1/Alexander - Module 1.2 Assignment.docx
+++ b/module-1/Alexander - Module 1.2 Assignment.docx
@@ -21,6 +21,31 @@
         <w:t>Module 1.2 Assignment</w:t>
       </w:r>
     </w:p>
+    <w:p/>
+    <w:p>
+      <w:hyperlink r:id="rId4" w:history="1">
+        <w:r>
+          <w:rPr>
+            <w:rStyle w:val="Hyperlink"/>
+          </w:rPr>
+          <w:t xml:space="preserve">Kobea77/csd-430: Repo for </w:t>
+        </w:r>
+        <w:proofErr w:type="spellStart"/>
+        <w:r>
+          <w:rPr>
+            <w:rStyle w:val="Hyperlink"/>
+          </w:rPr>
+          <w:t>csd</w:t>
+        </w:r>
+        <w:proofErr w:type="spellEnd"/>
+        <w:r>
+          <w:rPr>
+            <w:rStyle w:val="Hyperlink"/>
+          </w:rPr>
+          <w:t xml:space="preserve"> 430 Server Side Development</w:t>
+        </w:r>
+      </w:hyperlink>
+    </w:p>
     <w:p>
       <w:r>
         <w:drawing>
@@ -39,7 +64,7 @@
                     <pic:cNvPicPr/>
                   </pic:nvPicPr>
                   <pic:blipFill>
-                    <a:blip r:embed="rId4"/>
+                    <a:blip r:embed="rId5"/>
                     <a:stretch>
                       <a:fillRect/>
                     </a:stretch>
@@ -48,6 +73,46 @@
                     <a:xfrm>
                       <a:off x="0" y="0"/>
                       <a:ext cx="5943600" cy="5187950"/>
+                    </a:xfrm>
+                    <a:prstGeom prst="rect">
+                      <a:avLst/>
+                    </a:prstGeom>
+                  </pic:spPr>
+                </pic:pic>
+              </a:graphicData>
+            </a:graphic>
+          </wp:inline>
+        </w:drawing>
+      </w:r>
+    </w:p>
+    <w:p>
+      <w:r>
+        <w:lastRenderedPageBreak/>
+        <w:drawing>
+          <wp:inline distT="0" distB="0" distL="0" distR="0" wp14:anchorId="16E789CD" wp14:editId="54EE505E">
+            <wp:extent cx="5943600" cy="2742565"/>
+            <wp:effectExtent l="0" t="0" r="0" b="635"/>
+            <wp:docPr id="1653688170" name="Picture 1"/>
+            <wp:cNvGraphicFramePr>
+              <a:graphicFrameLocks xmlns:a="http://schemas.openxmlformats.org/drawingml/2006/main" noChangeAspect="1"/>
+            </wp:cNvGraphicFramePr>
+            <a:graphic xmlns:a="http://schemas.openxmlformats.org/drawingml/2006/main">
+              <a:graphicData uri="http://schemas.openxmlformats.org/drawingml/2006/picture">
+                <pic:pic xmlns:pic="http://schemas.openxmlformats.org/drawingml/2006/picture">
+                  <pic:nvPicPr>
+                    <pic:cNvPr id="1653688170" name=""/>
+                    <pic:cNvPicPr/>
+                  </pic:nvPicPr>
+                  <pic:blipFill>
+                    <a:blip r:embed="rId6"/>
+                    <a:stretch>
+                      <a:fillRect/>
+                    </a:stretch>
+                  </pic:blipFill>
+                  <pic:spPr>
+                    <a:xfrm>
+                      <a:off x="0" y="0"/>
+                      <a:ext cx="5943600" cy="2742565"/>
                     </a:xfrm>
                     <a:prstGeom prst="rect">
                       <a:avLst/>
@@ -987,6 +1052,18 @@
       <w:spacing w:val="5"/>
     </w:rPr>
   </w:style>
+  <w:style w:type="character" w:styleId="Hyperlink">
+    <w:name w:val="Hyperlink"/>
+    <w:basedOn w:val="DefaultParagraphFont"/>
+    <w:uiPriority w:val="99"/>
+    <w:semiHidden/>
+    <w:unhideWhenUsed/>
+    <w:rsid w:val="00F21CBA"/>
+    <w:rPr>
+      <w:color w:val="0000FF"/>
+      <w:u w:val="single"/>
+    </w:rPr>
+  </w:style>
 </w:styles>
 </file>
 
